--- a/Knowledge/3-Work knowledge/1-Software Engineering/2-General Technologies/9-Databases/5-My Source/1-Intro to Databases/1-Data Models/2-Multi-model.docx
+++ b/Knowledge/3-Work knowledge/1-Software Engineering/2-General Technologies/9-Databases/5-My Source/1-Intro to Databases/1-Data Models/2-Multi-model.docx
@@ -18,6 +18,7 @@
       </w:pPr>
       <w:r>
         <w:rPr>
+          <w:rFonts w:ascii="Arial" w:hAnsi="Arial" w:eastAsia="Arial"/>
           <w:b/>
           <w:color w:val="000000"/>
           <w:sz w:val="18"/>
@@ -27,6 +28,7 @@
       </w:r>
       <w:r>
         <w:rPr>
+          <w:rFonts w:ascii="Arial" w:hAnsi="Arial" w:eastAsia="Arial"/>
           <w:color w:val="000000"/>
           <w:sz w:val="18"/>
           <w:highlight w:val="lightGray"/>
@@ -35,6 +37,7 @@
       </w:r>
       <w:r>
         <w:rPr>
+          <w:rFonts w:ascii="Arial" w:hAnsi="Arial" w:eastAsia="Arial"/>
           <w:b/>
           <w:color w:val="000000"/>
           <w:sz w:val="18"/>
@@ -44,6 +47,7 @@
       </w:r>
       <w:r>
         <w:rPr>
+          <w:rFonts w:ascii="Arial" w:hAnsi="Arial" w:eastAsia="Arial"/>
           <w:color w:val="000000"/>
           <w:sz w:val="18"/>
           <w:highlight w:val="lightGray"/>
@@ -52,6 +56,7 @@
       </w:r>
       <w:r>
         <w:rPr>
+          <w:rFonts w:ascii="Arial" w:hAnsi="Arial" w:eastAsia="Arial"/>
           <w:b/>
           <w:color w:val="000000"/>
           <w:sz w:val="18"/>
@@ -61,6 +66,7 @@
       </w:r>
       <w:r>
         <w:rPr>
+          <w:rFonts w:ascii="Arial" w:hAnsi="Arial" w:eastAsia="Arial"/>
           <w:color w:val="000000"/>
           <w:sz w:val="18"/>
           <w:highlight w:val="lightGray"/>
@@ -136,6 +142,7 @@
       </w:pPr>
       <w:r>
         <w:rPr>
+          <w:rFonts w:ascii="Arial" w:hAnsi="Arial" w:eastAsia="Arial"/>
           <w:b/>
           <w:color w:val="000000"/>
           <w:sz w:val="18"/>
@@ -145,6 +152,7 @@
       </w:r>
       <w:r>
         <w:rPr>
+          <w:rFonts w:ascii="Arial" w:hAnsi="Arial" w:eastAsia="Arial"/>
           <w:color w:val="000000"/>
           <w:sz w:val="18"/>
           <w:highlight w:val="lightGray"/>
@@ -153,6 +161,7 @@
       </w:r>
       <w:r>
         <w:rPr>
+          <w:rFonts w:ascii="Arial" w:hAnsi="Arial" w:eastAsia="Arial"/>
           <w:b/>
           <w:color w:val="000000"/>
           <w:sz w:val="18"/>
@@ -162,6 +171,7 @@
       </w:r>
       <w:r>
         <w:rPr>
+          <w:rFonts w:ascii="Arial" w:hAnsi="Arial" w:eastAsia="Arial"/>
           <w:color w:val="000000"/>
           <w:sz w:val="18"/>
           <w:highlight w:val="lightGray"/>
@@ -170,6 +180,7 @@
       </w:r>
       <w:r>
         <w:rPr>
+          <w:rFonts w:ascii="Arial" w:hAnsi="Arial" w:eastAsia="Arial"/>
           <w:b/>
           <w:color w:val="000000"/>
           <w:sz w:val="18"/>
@@ -179,6 +190,7 @@
       </w:r>
       <w:r>
         <w:rPr>
+          <w:rFonts w:ascii="Arial" w:hAnsi="Arial" w:eastAsia="Arial"/>
           <w:color w:val="000000"/>
           <w:sz w:val="18"/>
           <w:highlight w:val="lightGray"/>
@@ -1071,6 +1083,7 @@
       </w:pPr>
       <w:r>
         <w:rPr>
+          <w:rFonts w:ascii="Arial" w:hAnsi="Arial" w:eastAsia="Arial"/>
           <w:b/>
           <w:color w:val="000000"/>
           <w:sz w:val="18"/>
@@ -1080,6 +1093,7 @@
       </w:r>
       <w:r>
         <w:rPr>
+          <w:rFonts w:ascii="Arial" w:hAnsi="Arial" w:eastAsia="Arial"/>
           <w:color w:val="000000"/>
           <w:sz w:val="18"/>
           <w:highlight w:val="lightGray"/>
@@ -1088,6 +1102,7 @@
       </w:r>
       <w:r>
         <w:rPr>
+          <w:rFonts w:ascii="Arial" w:hAnsi="Arial" w:eastAsia="Arial"/>
           <w:b/>
           <w:color w:val="000000"/>
           <w:sz w:val="18"/>
@@ -1097,6 +1112,7 @@
       </w:r>
       <w:r>
         <w:rPr>
+          <w:rFonts w:ascii="Arial" w:hAnsi="Arial" w:eastAsia="Arial"/>
           <w:color w:val="000000"/>
           <w:sz w:val="18"/>
           <w:highlight w:val="lightGray"/>
@@ -1105,6 +1121,7 @@
       </w:r>
       <w:r>
         <w:rPr>
+          <w:rFonts w:ascii="Arial" w:hAnsi="Arial" w:eastAsia="Arial"/>
           <w:b/>
           <w:color w:val="000000"/>
           <w:sz w:val="18"/>
@@ -1114,6 +1131,7 @@
       </w:r>
       <w:r>
         <w:rPr>
+          <w:rFonts w:ascii="Arial" w:hAnsi="Arial" w:eastAsia="Arial"/>
           <w:color w:val="000000"/>
           <w:sz w:val="18"/>
           <w:highlight w:val="lightGray"/>
@@ -1300,6 +1318,7 @@
       </w:pPr>
       <w:r>
         <w:rPr>
+          <w:rFonts w:ascii="Arial" w:hAnsi="Arial" w:eastAsia="Arial"/>
           <w:b/>
           <w:color w:val="000000"/>
           <w:sz w:val="18"/>
@@ -1309,6 +1328,7 @@
       </w:r>
       <w:r>
         <w:rPr>
+          <w:rFonts w:ascii="Arial" w:hAnsi="Arial" w:eastAsia="Arial"/>
           <w:color w:val="000000"/>
           <w:sz w:val="18"/>
           <w:highlight w:val="lightGray"/>
@@ -1317,6 +1337,7 @@
       </w:r>
       <w:r>
         <w:rPr>
+          <w:rFonts w:ascii="Arial" w:hAnsi="Arial" w:eastAsia="Arial"/>
           <w:b/>
           <w:color w:val="000000"/>
           <w:sz w:val="18"/>
@@ -1326,6 +1347,7 @@
       </w:r>
       <w:r>
         <w:rPr>
+          <w:rFonts w:ascii="Arial" w:hAnsi="Arial" w:eastAsia="Arial"/>
           <w:color w:val="000000"/>
           <w:sz w:val="18"/>
           <w:highlight w:val="lightGray"/>
@@ -1334,6 +1356,7 @@
       </w:r>
       <w:r>
         <w:rPr>
+          <w:rFonts w:ascii="Arial" w:hAnsi="Arial" w:eastAsia="Arial"/>
           <w:b/>
           <w:color w:val="000000"/>
           <w:sz w:val="18"/>
@@ -1343,6 +1366,7 @@
       </w:r>
       <w:r>
         <w:rPr>
+          <w:rFonts w:ascii="Arial" w:hAnsi="Arial" w:eastAsia="Arial"/>
           <w:color w:val="000000"/>
           <w:sz w:val="18"/>
           <w:highlight w:val="lightGray"/>

--- a/Knowledge/3-Work knowledge/1-Software Engineering/2-General Technologies/9-Databases/5-My Source/1-Intro to Databases/1-Data Models/2-Multi-model.docx
+++ b/Knowledge/3-Work knowledge/1-Software Engineering/2-General Technologies/9-Databases/5-My Source/1-Intro to Databases/1-Data Models/2-Multi-model.docx
@@ -9,6 +9,9 @@
       <w:bookmarkStart w:id="0" w:name="_gzzykcg535td" w:colFirst="0" w:colLast="0"/>
       <w:bookmarkEnd w:id="0"/>
       <w:r>
+        <w:rPr>
+          <w:rFonts w:ascii="Calibri Light" w:hAnsi="Calibri Light" w:eastAsia="Calibri Light"/>
+        </w:rPr>
         <w:t>Multi-model</w:t>
       </w:r>
     </w:p>
@@ -133,6 +136,9 @@
       <w:bookmarkStart w:id="1" w:name="_qmcij8ovezsh" w:colFirst="0" w:colLast="0"/>
       <w:bookmarkEnd w:id="1"/>
       <w:r>
+        <w:rPr>
+          <w:rFonts w:ascii="Calibri Light" w:hAnsi="Calibri Light" w:eastAsia="Calibri Light"/>
+        </w:rPr>
         <w:t>🧠 In Simple Terms:</w:t>
       </w:r>
     </w:p>
@@ -1074,6 +1080,9 @@
       <w:bookmarkStart w:id="2" w:name="_b1sq0czagxga" w:colFirst="0" w:colLast="0"/>
       <w:bookmarkEnd w:id="2"/>
       <w:r>
+        <w:rPr>
+          <w:rFonts w:ascii="Calibri Light" w:hAnsi="Calibri Light" w:eastAsia="Calibri Light"/>
+        </w:rPr>
         <w:t>📦 Example: Oracle, PostgreSQL, and Couchbase</w:t>
       </w:r>
     </w:p>
@@ -1309,6 +1318,9 @@
       <w:bookmarkStart w:id="3" w:name="_3brd664e08aa" w:colFirst="0" w:colLast="0"/>
       <w:bookmarkEnd w:id="3"/>
       <w:r>
+        <w:rPr>
+          <w:rFonts w:ascii="Calibri Light" w:hAnsi="Calibri Light" w:eastAsia="Calibri Light"/>
+        </w:rPr>
         <w:t>🏁 Why Multi-Model Matters:</w:t>
       </w:r>
     </w:p>
